--- a/Docs/玩法1-肉鸽大纲.docx
+++ b/Docs/玩法1-肉鸽大纲.docx
@@ -1,6 +1,6 @@
 
 <file path=word/document.xml><?xml version="1.0" encoding="utf-8"?>
-<w:document xmlns:wpc="http://schemas.microsoft.com/office/word/2010/wordprocessingCanvas" xmlns:cx="http://schemas.microsoft.com/office/drawing/2014/chartex" xmlns:cx1="http://schemas.microsoft.com/office/drawing/2015/9/8/chartex" xmlns:cx2="http://schemas.microsoft.com/office/drawing/2015/10/21/chartex" xmlns:cx3="http://schemas.microsoft.com/office/drawing/2016/5/9/chartex" xmlns:cx4="http://schemas.microsoft.com/office/drawing/2016/5/10/chartex" xmlns:cx5="http://schemas.microsoft.com/office/drawing/2016/5/11/chartex" xmlns:cx6="http://schemas.microsoft.com/office/drawing/2016/5/12/chartex" xmlns:cx7="http://schemas.microsoft.com/office/drawing/2016/5/13/chartex" xmlns:cx8="http://schemas.microsoft.com/office/drawing/2016/5/14/chartex" xmlns:mc="http://schemas.openxmlformats.org/markup-compatibility/2006" xmlns:aink="http://schemas.microsoft.com/office/drawing/2016/ink" xmlns:am3d="http://schemas.microsoft.com/office/drawing/2017/model3d" xmlns:o="urn:schemas-microsoft-com:office:office" xmlns:oel="http://schemas.microsoft.com/office/2019/extlst" xmlns:r="http://schemas.openxmlformats.org/officeDocument/2006/relationships" xmlns:m="http://schemas.openxmlformats.org/officeDocument/2006/math" xmlns:v="urn:schemas-microsoft-com:vml" xmlns:wp14="http://schemas.microsoft.com/office/word/2010/wordprocessingDrawing" xmlns:wp="http://schemas.openxmlformats.org/drawingml/2006/wordprocessingDrawing" xmlns:w10="urn:schemas-microsoft-com:office:word" xmlns:w="http://schemas.openxmlformats.org/wordprocessingml/2006/main" xmlns:w14="http://schemas.microsoft.com/office/word/2010/wordml" xmlns:w15="http://schemas.microsoft.com/office/word/2012/wordml" xmlns:w16cei="http://schemas.microsoft.com/office/word/2026/wordml/cei" xmlns:w16cex="http://schemas.microsoft.com/office/word/2018/wordml/cex" xmlns:w16cid="http://schemas.microsoft.com/office/word/2016/wordml/cid" xmlns:w16="http://schemas.microsoft.com/office/word/2018/wordml" xmlns:w16du="http://schemas.microsoft.com/office/word/2023/wordml/word16du" xmlns:w16sdtdh="http://schemas.microsoft.com/office/word/2020/wordml/sdtdatahash" xmlns:w16sdtfl="http://schemas.microsoft.com/office/word/2024/wordml/sdtformatlock" xmlns:w16se="http://schemas.microsoft.com/office/word/2015/wordml/symex" xmlns:wpg="http://schemas.microsoft.com/office/word/2010/wordprocessingGroup" xmlns:wpi="http://schemas.microsoft.com/office/word/2010/wordprocessingInk" xmlns:wne="http://schemas.microsoft.com/office/word/2006/wordml" xmlns:wps="http://schemas.microsoft.com/office/word/2010/wordprocessingShape" mc:Ignorable="w14 w15 w16se w16cid w16 w16cex w16sdtdh w16sdtfl w16du wp14">
+<w:document xmlns:wpc="http://schemas.microsoft.com/office/word/2010/wordprocessingCanvas" xmlns:cx="http://schemas.microsoft.com/office/drawing/2014/chartex" xmlns:cx1="http://schemas.microsoft.com/office/drawing/2015/9/8/chartex" xmlns:cx2="http://schemas.microsoft.com/office/drawing/2015/10/21/chartex" xmlns:cx3="http://schemas.microsoft.com/office/drawing/2016/5/9/chartex" xmlns:cx4="http://schemas.microsoft.com/office/drawing/2016/5/10/chartex" xmlns:cx5="http://schemas.microsoft.com/office/drawing/2016/5/11/chartex" xmlns:cx6="http://schemas.microsoft.com/office/drawing/2016/5/12/chartex" xmlns:cx7="http://schemas.microsoft.com/office/drawing/2016/5/13/chartex" xmlns:cx8="http://schemas.microsoft.com/office/drawing/2016/5/14/chartex" xmlns:mc="http://schemas.openxmlformats.org/markup-compatibility/2006" xmlns:aink="http://schemas.microsoft.com/office/drawing/2016/ink" xmlns:am3d="http://schemas.microsoft.com/office/drawing/2017/model3d" xmlns:o="urn:schemas-microsoft-com:office:office" xmlns:oel="http://schemas.microsoft.com/office/2019/extlst" xmlns:r="http://schemas.openxmlformats.org/officeDocument/2006/relationships" xmlns:m="http://schemas.openxmlformats.org/officeDocument/2006/math" xmlns:v="urn:schemas-microsoft-com:vml" xmlns:wp14="http://schemas.microsoft.com/office/word/2010/wordprocessingDrawing" xmlns:wp="http://schemas.openxmlformats.org/drawingml/2006/wordprocessingDrawing" xmlns:w10="urn:schemas-microsoft-com:office:word" xmlns:w="http://schemas.openxmlformats.org/wordprocessingml/2006/main" xmlns:w14="http://schemas.microsoft.com/office/word/2010/wordml" xmlns:w15="http://schemas.microsoft.com/office/word/2012/wordml" xmlns:w16cex="http://schemas.microsoft.com/office/word/2018/wordml/cex" xmlns:w16cid="http://schemas.microsoft.com/office/word/2016/wordml/cid" xmlns:w16="http://schemas.microsoft.com/office/word/2018/wordml" xmlns:w16du="http://schemas.microsoft.com/office/word/2023/wordml/word16du" xmlns:w16sdtdh="http://schemas.microsoft.com/office/word/2020/wordml/sdtdatahash" xmlns:w16sdtfl="http://schemas.microsoft.com/office/word/2024/wordml/sdtformatlock" xmlns:w16se="http://schemas.microsoft.com/office/word/2015/wordml/symex" xmlns:wpg="http://schemas.microsoft.com/office/word/2010/wordprocessingGroup" xmlns:wpi="http://schemas.microsoft.com/office/word/2010/wordprocessingInk" xmlns:wne="http://schemas.microsoft.com/office/word/2006/wordml" xmlns:wps="http://schemas.microsoft.com/office/word/2010/wordprocessingShape" mc:Ignorable="w14 w15 w16se w16cid w16 w16cex w16sdtdh w16sdtfl w16du wp14">
   <w:body>
     <w:p>
       <w:pPr>
@@ -9,48 +9,6 @@
           <w:rFonts w:hint="eastAsia"/>
         </w:rPr>
       </w:pPr>
-      <w:r>
-        <w:rPr>
-          <w:rFonts w:hint="eastAsia"/>
-        </w:rPr>
-        <w:t>========================================</w:t>
-      </w:r>
-    </w:p>
-    <w:p>
-      <w:pPr>
-        <w:jc w:val="both"/>
-        <w:rPr>
-          <w:rFonts w:hint="eastAsia"/>
-        </w:rPr>
-      </w:pPr>
-      <w:r>
-        <w:rPr>
-          <w:rFonts w:hint="eastAsia"/>
-        </w:rPr>
-        <w:t>原神回合制肉鸽 玩法大纲 v0.1</w:t>
-      </w:r>
-    </w:p>
-    <w:p>
-      <w:pPr>
-        <w:jc w:val="both"/>
-        <w:rPr>
-          <w:rFonts w:hint="eastAsia"/>
-        </w:rPr>
-      </w:pPr>
-      <w:r>
-        <w:rPr>
-          <w:rFonts w:hint="eastAsia"/>
-        </w:rPr>
-        <w:t>========================================</w:t>
-      </w:r>
-    </w:p>
-    <w:p>
-      <w:pPr>
-        <w:jc w:val="both"/>
-        <w:rPr>
-          <w:rFonts w:hint="eastAsia"/>
-        </w:rPr>
-      </w:pPr>
     </w:p>
     <w:p>
       <w:pPr>
@@ -85,59 +43,198 @@
     <w:p>
       <w:pPr>
         <w:pStyle w:val="1"/>
-        <w:jc w:val="both"/>
-        <w:rPr>
-          <w:rFonts w:hint="eastAsia"/>
-        </w:rPr>
-      </w:pPr>
-      <w:r>
-        <w:rPr>
-          <w:rFonts w:hint="eastAsia"/>
-        </w:rPr>
-        <w:t>一、游戏定位</w:t>
-      </w:r>
-    </w:p>
-    <w:p>
-      <w:pPr>
-        <w:jc w:val="both"/>
-        <w:rPr>
-          <w:rFonts w:hint="eastAsia"/>
-        </w:rPr>
-      </w:pPr>
-      <w:r>
-        <w:rPr>
-          <w:rFonts w:hint="eastAsia"/>
-        </w:rPr>
-        <w:t>- 原神题材回合制战斗（个人练手项目，单机，配表驱动）</w:t>
-      </w:r>
-    </w:p>
-    <w:p>
-      <w:pPr>
-        <w:jc w:val="both"/>
-        <w:rPr>
-          <w:rFonts w:hint="eastAsia"/>
-        </w:rPr>
-      </w:pPr>
-      <w:r>
-        <w:rPr>
-          <w:rFonts w:hint="eastAsia"/>
-        </w:rPr>
-        <w:t>- 玩法框架：杀戮尖塔式肉鸽（章节推进 + 路线选择 + 随机奖励）</w:t>
-      </w:r>
-    </w:p>
-    <w:p>
-      <w:pPr>
-        <w:jc w:val="both"/>
-        <w:rPr>
-          <w:rFonts w:hint="eastAsia"/>
-        </w:rPr>
-      </w:pPr>
-      <w:r>
-        <w:rPr>
-          <w:rFonts w:hint="eastAsia"/>
-        </w:rPr>
-        <w:t>- 剧情：一章对应现实中原神一年出的一个国家中所有的剧情</w:t>
-      </w:r>
+        <w:rPr>
+          <w:rFonts w:hint="eastAsia"/>
+        </w:rPr>
+      </w:pPr>
+      <w:r>
+        <w:t>一、</w:t>
+      </w:r>
+      <w:r>
+        <w:t>玩法</w:t>
+      </w:r>
+      <w:r>
+        <w:rPr>
+          <w:rFonts w:hint="eastAsia"/>
+        </w:rPr>
+        <w:t>大纲</w:t>
+      </w:r>
+    </w:p>
+    <w:p>
+      <w:pPr>
+        <w:jc w:val="both"/>
+      </w:pPr>
+      <w:r>
+        <w:rPr>
+          <w:rFonts w:hint="eastAsia"/>
+        </w:rPr>
+        <w:t>通过以章节为大单位，每场战斗/事件为小单位来培养box并最终爬至关底。</w:t>
+      </w:r>
+    </w:p>
+    <w:p>
+      <w:pPr>
+        <w:jc w:val="both"/>
+      </w:pPr>
+      <w:r>
+        <w:rPr>
+          <w:rFonts w:hint="eastAsia"/>
+        </w:rPr>
+        <w:t>主要功能包括：</w:t>
+      </w:r>
+    </w:p>
+    <w:p>
+      <w:pPr>
+        <w:pStyle w:val="2"/>
+        <w:numPr>
+          <w:ilvl w:val="0"/>
+          <w:numId w:val="2"/>
+        </w:numPr>
+      </w:pPr>
+      <w:r>
+        <w:rPr>
+          <w:rFonts w:hint="eastAsia"/>
+        </w:rPr>
+        <w:t>路线</w:t>
+      </w:r>
+    </w:p>
+    <w:p>
+      <w:pPr>
+        <w:ind w:left="420"/>
+      </w:pPr>
+      <w:r>
+        <w:rPr>
+          <w:rFonts w:hint="eastAsia"/>
+        </w:rPr>
+        <w:t>由战斗关卡，事件，精英关卡，章节boss组成的线性章节路线，如战斗-事件-精英的形式，由章节本身设计固定，不做随机。但每个节点内部拥有多个选择，比如战斗节点可以在多个预设好的战斗关卡内任选一个，事件也是如此。在选择时可以查看具体敌人信息等。部分章节拥有初始节点，剧情上设置为上一个国家的送别，功能上为多个buff的选择，可以为本章节提供帮助。（其实就是一种事件）</w:t>
+      </w:r>
+    </w:p>
+    <w:p>
+      <w:pPr>
+        <w:ind w:left="420"/>
+      </w:pPr>
+    </w:p>
+    <w:p>
+      <w:pPr>
+        <w:ind w:left="420"/>
+        <w:rPr>
+          <w:rFonts w:hint="eastAsia"/>
+        </w:rPr>
+      </w:pPr>
+      <w:r>
+        <w:rPr>
+          <w:rFonts w:hint="eastAsia"/>
+        </w:rPr>
+        <w:t>战斗</w:t>
+      </w:r>
+      <w:r>
+        <w:rPr>
+          <w:rFonts w:hint="eastAsia"/>
+        </w:rPr>
+        <w:t>，</w:t>
+      </w:r>
+      <w:r>
+        <w:rPr>
+          <w:rFonts w:hint="eastAsia"/>
+        </w:rPr>
+        <w:t>精英</w:t>
+      </w:r>
+      <w:r>
+        <w:rPr>
+          <w:rFonts w:hint="eastAsia"/>
+        </w:rPr>
+        <w:t>和boss</w:t>
+      </w:r>
+      <w:r>
+        <w:rPr>
+          <w:rFonts w:hint="eastAsia"/>
+        </w:rPr>
+        <w:t>节点通常提供“纠缠之缘”，经验书，精炼用魔矿，树脂等奖励</w:t>
+      </w:r>
+      <w:r>
+        <w:rPr>
+          <w:rFonts w:hint="eastAsia"/>
+        </w:rPr>
+        <w:t>。事件的结果则较为随机，也可能开启相应的故事链等等。</w:t>
+      </w:r>
+    </w:p>
+    <w:p>
+      <w:pPr>
+        <w:ind w:left="420"/>
+      </w:pPr>
+    </w:p>
+    <w:p>
+      <w:pPr>
+        <w:pStyle w:val="2"/>
+        <w:numPr>
+          <w:ilvl w:val="0"/>
+          <w:numId w:val="2"/>
+        </w:numPr>
+        <w:rPr>
+          <w:rFonts w:hint="eastAsia"/>
+        </w:rPr>
+      </w:pPr>
+      <w:r>
+        <w:rPr>
+          <w:rFonts w:hint="eastAsia"/>
+        </w:rPr>
+        <w:t>角色及角色列表</w:t>
+      </w:r>
+    </w:p>
+    <w:p>
+      <w:pPr>
+        <w:ind w:left="420"/>
+        <w:rPr>
+          <w:rFonts w:hint="eastAsia"/>
+        </w:rPr>
+      </w:pPr>
+      <w:r>
+        <w:rPr>
+          <w:rFonts w:hint="eastAsia"/>
+        </w:rPr>
+        <w:t>角色可通过祈愿获得，并在编队中编入1-4名角色才可进行战斗。在开启章节时，所有已拥有的角色的血量和能量会回满，后续每个节点结束时保留当前血量和能量值。也就是在整个章节过程中，每个角色都要在节点外独立保存血量和能量值数据，临时存档也需记录这一点，章节存档不用。有新角色加入时，默认为1级满血量满能量。</w:t>
+      </w:r>
+    </w:p>
+    <w:p>
+      <w:pPr>
+        <w:ind w:left="420"/>
+      </w:pPr>
+    </w:p>
+    <w:p>
+      <w:pPr>
+        <w:ind w:left="420"/>
+      </w:pPr>
+    </w:p>
+    <w:p>
+      <w:pPr>
+        <w:ind w:left="420"/>
+        <w:rPr>
+          <w:rFonts w:hint="eastAsia"/>
+        </w:rPr>
+      </w:pPr>
+    </w:p>
+    <w:p>
+      <w:pPr>
+        <w:rPr>
+          <w:rFonts w:hint="eastAsia"/>
+        </w:rPr>
+      </w:pPr>
+    </w:p>
+    <w:p>
+      <w:pPr>
+        <w:rPr>
+          <w:rFonts w:hint="eastAsia"/>
+        </w:rPr>
+      </w:pPr>
+    </w:p>
+    <w:p>
+      <w:pPr>
+        <w:jc w:val="both"/>
+      </w:pPr>
+    </w:p>
+    <w:p>
+      <w:pPr>
+        <w:jc w:val="both"/>
+      </w:pPr>
     </w:p>
     <w:p>
       <w:pPr>
@@ -341,78 +438,191 @@
         <w:rPr>
           <w:rFonts w:hint="eastAsia"/>
         </w:rPr>
+        <w:t>- 六阶段回合状态机：触发集合 → 计时器 → End → 元素量递减 → 跨回合冷却</w:t>
+      </w:r>
+    </w:p>
+    <w:p>
+      <w:pPr>
+        <w:jc w:val="both"/>
+        <w:rPr>
+          <w:rFonts w:hint="eastAsia"/>
+        </w:rPr>
+      </w:pPr>
+      <w:r>
+        <w:rPr>
+          <w:rFonts w:hint="eastAsia"/>
+        </w:rPr>
+        <w:t>- AP 行动点、技能冷却、能量系统</w:t>
+      </w:r>
+    </w:p>
+    <w:p>
+      <w:pPr>
+        <w:jc w:val="both"/>
+        <w:rPr>
+          <w:rFonts w:hint="eastAsia"/>
+        </w:rPr>
+      </w:pPr>
+      <w:r>
+        <w:rPr>
+          <w:rFonts w:hint="eastAsia"/>
+        </w:rPr>
+        <w:t>- 位置系统（我方 4 位 / 敌方 5 位）</w:t>
+      </w:r>
+    </w:p>
+    <w:p>
+      <w:pPr>
+        <w:jc w:val="both"/>
+        <w:rPr>
+          <w:rFonts w:hint="eastAsia"/>
+        </w:rPr>
+      </w:pPr>
+      <w:r>
+        <w:rPr>
+          <w:rFonts w:hint="eastAsia"/>
+        </w:rPr>
+        <w:t>- 元素附着框架已有，元素反应待实现</w:t>
+      </w:r>
+    </w:p>
+    <w:p>
+      <w:pPr>
+        <w:jc w:val="both"/>
+        <w:rPr>
+          <w:rFonts w:hint="eastAsia"/>
+        </w:rPr>
+      </w:pPr>
+      <w:r>
+        <w:rPr>
+          <w:rFonts w:hint="eastAsia"/>
+        </w:rPr>
+        <w:t>- 敌人 AI 权重模式（已有框架）</w:t>
+      </w:r>
+    </w:p>
+    <w:p>
+      <w:pPr>
+        <w:jc w:val="both"/>
+        <w:rPr>
+          <w:rFonts w:hint="eastAsia"/>
+        </w:rPr>
+      </w:pPr>
+      <w:r>
+        <w:rPr>
+          <w:rFonts w:hint="eastAsia"/>
+        </w:rPr>
+        <w:t>- 状态/效果系统：Status 驱动、ChangeControl 按键绑定（已完善）</w:t>
+      </w:r>
+    </w:p>
+    <w:p>
+      <w:pPr>
+        <w:jc w:val="both"/>
+        <w:rPr>
+          <w:rFonts w:hint="eastAsia"/>
+        </w:rPr>
+      </w:pPr>
+    </w:p>
+    <w:p>
+      <w:pPr>
+        <w:pStyle w:val="1"/>
+        <w:jc w:val="both"/>
+        <w:rPr>
+          <w:rFonts w:hint="eastAsia"/>
+        </w:rPr>
+      </w:pPr>
+      <w:r>
+        <w:rPr>
+          <w:rFonts w:hint="eastAsia"/>
+        </w:rPr>
+        <w:t>五、奖励与成长</w:t>
+      </w:r>
+    </w:p>
+    <w:p>
+      <w:pPr>
+        <w:jc w:val="both"/>
+        <w:rPr>
+          <w:rFonts w:hint="eastAsia"/>
+        </w:rPr>
+      </w:pPr>
+      <w:r>
+        <w:rPr>
+          <w:rFonts w:hint="eastAsia"/>
+        </w:rPr>
+        <w:t>- 每打完一关：抽卡道具 + 角色升级经验</w:t>
+      </w:r>
+    </w:p>
+    <w:p>
+      <w:pPr>
+        <w:jc w:val="both"/>
+        <w:rPr>
+          <w:rFonts w:hint="eastAsia"/>
+        </w:rPr>
+      </w:pPr>
+      <w:r>
+        <w:rPr>
+          <w:rFonts w:hint="eastAsia"/>
+        </w:rPr>
+        <w:t>- 随机几个武器让玩家选</w:t>
+      </w:r>
+    </w:p>
+    <w:p>
+      <w:pPr>
+        <w:jc w:val="both"/>
+        <w:rPr>
+          <w:rFonts w:hint="eastAsia"/>
+        </w:rPr>
+      </w:pPr>
+      <w:r>
+        <w:rPr>
+          <w:rFonts w:hint="eastAsia"/>
+        </w:rPr>
         <w:lastRenderedPageBreak/>
-        <w:t>- 六阶段回合状态机：触发集合 → 计时器 → End → 元素量递减 → 跨回合冷却</w:t>
-      </w:r>
-    </w:p>
-    <w:p>
-      <w:pPr>
-        <w:jc w:val="both"/>
-        <w:rPr>
-          <w:rFonts w:hint="eastAsia"/>
-        </w:rPr>
-      </w:pPr>
-      <w:r>
-        <w:rPr>
-          <w:rFonts w:hint="eastAsia"/>
-        </w:rPr>
-        <w:t>- AP 行动点、技能冷却、能量系统</w:t>
-      </w:r>
-    </w:p>
-    <w:p>
-      <w:pPr>
-        <w:jc w:val="both"/>
-        <w:rPr>
-          <w:rFonts w:hint="eastAsia"/>
-        </w:rPr>
-      </w:pPr>
-      <w:r>
-        <w:rPr>
-          <w:rFonts w:hint="eastAsia"/>
-        </w:rPr>
-        <w:t>- 位置系统（我方 4 位 / 敌方 5 位）</w:t>
-      </w:r>
-    </w:p>
-    <w:p>
-      <w:pPr>
-        <w:jc w:val="both"/>
-        <w:rPr>
-          <w:rFonts w:hint="eastAsia"/>
-        </w:rPr>
-      </w:pPr>
-      <w:r>
-        <w:rPr>
-          <w:rFonts w:hint="eastAsia"/>
-        </w:rPr>
-        <w:t>- 元素附着框架已有，元素反应待实现</w:t>
-      </w:r>
-    </w:p>
-    <w:p>
-      <w:pPr>
-        <w:jc w:val="both"/>
-        <w:rPr>
-          <w:rFonts w:hint="eastAsia"/>
-        </w:rPr>
-      </w:pPr>
-      <w:r>
-        <w:rPr>
-          <w:rFonts w:hint="eastAsia"/>
-        </w:rPr>
-        <w:t>- 敌人 AI 权重模式（已有框架）</w:t>
-      </w:r>
-    </w:p>
-    <w:p>
-      <w:pPr>
-        <w:jc w:val="both"/>
-        <w:rPr>
-          <w:rFonts w:hint="eastAsia"/>
-        </w:rPr>
-      </w:pPr>
-      <w:r>
-        <w:rPr>
-          <w:rFonts w:hint="eastAsia"/>
-        </w:rPr>
-        <w:t>- 状态/效果系统：Status 驱动、ChangeControl 按键绑定（已完善）</w:t>
+        <w:t>- 圣遗物：掉落自动生成道具，玩家自己选圣遗物套装生成</w:t>
+      </w:r>
+    </w:p>
+    <w:p>
+      <w:pPr>
+        <w:jc w:val="both"/>
+        <w:rPr>
+          <w:rFonts w:hint="eastAsia"/>
+        </w:rPr>
+      </w:pPr>
+      <w:r>
+        <w:rPr>
+          <w:rFonts w:hint="eastAsia"/>
+        </w:rPr>
+        <w:t>- 成长来源：角色等级 / 武器 / 圣遗物 / 命座 / 天赋</w:t>
+      </w:r>
+    </w:p>
+    <w:p>
+      <w:pPr>
+        <w:jc w:val="both"/>
+        <w:rPr>
+          <w:rFonts w:hint="eastAsia"/>
+        </w:rPr>
+      </w:pPr>
+      <w:r>
+        <w:rPr>
+          <w:rFonts w:hint="eastAsia"/>
+        </w:rPr>
+        <w:t>- 成长上限控制：由每章掉落量决定</w:t>
+      </w:r>
+      <w:r>
+        <w:rPr>
+          <w:rFonts w:hint="eastAsia"/>
+        </w:rPr>
+        <w:t>，且1-6章角色等级上限不能超过20/40/50/60/70/80，即突破所需等级。每一个阶段的突破效果将在进入下一章且角色到达对应等级后自动生效。包括突破后解锁的天赋。</w:t>
+      </w:r>
+    </w:p>
+    <w:p>
+      <w:pPr>
+        <w:jc w:val="both"/>
+        <w:rPr>
+          <w:rFonts w:hint="eastAsia"/>
+        </w:rPr>
+      </w:pPr>
+      <w:r>
+        <w:rPr>
+          <w:rFonts w:hint="eastAsia"/>
+        </w:rPr>
+        <w:t>意思也就是说存档文件里记了等级的情况下，每次进入新章节直接把所有满足条件的天赋和突破加成直接初始化，不用每场战斗都Initiate。在本章过程中达到对应等级的角色给他当场初始化就行。</w:t>
       </w:r>
     </w:p>
     <w:p>
@@ -426,107 +636,90 @@
     <w:p>
       <w:pPr>
         <w:pStyle w:val="1"/>
-        <w:jc w:val="both"/>
-        <w:rPr>
-          <w:rFonts w:hint="eastAsia"/>
-        </w:rPr>
-      </w:pPr>
-      <w:r>
-        <w:rPr>
-          <w:rFonts w:hint="eastAsia"/>
-        </w:rPr>
-        <w:t>五、奖励与成长</w:t>
-      </w:r>
-    </w:p>
-    <w:p>
-      <w:pPr>
-        <w:jc w:val="both"/>
-        <w:rPr>
-          <w:rFonts w:hint="eastAsia"/>
-        </w:rPr>
-      </w:pPr>
-      <w:r>
-        <w:rPr>
-          <w:rFonts w:hint="eastAsia"/>
-        </w:rPr>
-        <w:t>- 每打完一关：抽卡道具 + 角色升级经验</w:t>
-      </w:r>
-    </w:p>
-    <w:p>
-      <w:pPr>
-        <w:jc w:val="both"/>
-        <w:rPr>
-          <w:rFonts w:hint="eastAsia"/>
-        </w:rPr>
-      </w:pPr>
-      <w:r>
-        <w:rPr>
-          <w:rFonts w:hint="eastAsia"/>
-        </w:rPr>
-        <w:t>- 随机几个武器让玩家选</w:t>
-      </w:r>
-    </w:p>
-    <w:p>
-      <w:pPr>
-        <w:jc w:val="both"/>
-        <w:rPr>
-          <w:rFonts w:hint="eastAsia"/>
-        </w:rPr>
-      </w:pPr>
-      <w:r>
-        <w:rPr>
-          <w:rFonts w:hint="eastAsia"/>
-        </w:rPr>
-        <w:t>- 圣遗物：掉落自动生成道具，玩家自己选圣遗物套装生成</w:t>
-      </w:r>
-    </w:p>
-    <w:p>
-      <w:pPr>
-        <w:jc w:val="both"/>
-        <w:rPr>
-          <w:rFonts w:hint="eastAsia"/>
-        </w:rPr>
-      </w:pPr>
-      <w:r>
-        <w:rPr>
-          <w:rFonts w:hint="eastAsia"/>
-        </w:rPr>
-        <w:t>- 成长来源：角色等级 / 武器 / 圣遗物 / 命座 / 天赋</w:t>
-      </w:r>
-    </w:p>
-    <w:p>
-      <w:pPr>
-        <w:jc w:val="both"/>
-        <w:rPr>
-          <w:rFonts w:hint="eastAsia"/>
-        </w:rPr>
-      </w:pPr>
-      <w:r>
-        <w:rPr>
-          <w:rFonts w:hint="eastAsia"/>
-        </w:rPr>
-        <w:t>- 成长上限控制：由每章掉落量决定</w:t>
-      </w:r>
-      <w:r>
-        <w:rPr>
-          <w:rFonts w:hint="eastAsia"/>
-        </w:rPr>
-        <w:t>，且1-6章角色等级上限不能超过20/40/50/60/70/80，即突破所需等级。每一个阶段的突破效果将在进入下一章且角色到达对应等级后自动生效。包括突破后解锁的天赋。</w:t>
-      </w:r>
-    </w:p>
-    <w:p>
-      <w:pPr>
-        <w:jc w:val="both"/>
-        <w:rPr>
-          <w:rFonts w:hint="eastAsia"/>
-        </w:rPr>
-      </w:pPr>
-      <w:r>
-        <w:rPr>
-          <w:rFonts w:hint="eastAsia"/>
-        </w:rPr>
-        <w:t>意思也就是说存档文件里记了等级的情况下，每次进入新章节直接把所有满足条件的天赋和突破加成直接初始化，不用每场战斗都Initiate。在本章过程中达到对应等级的角色给他当场初始化就行。</w:t>
-      </w:r>
+        <w:rPr>
+          <w:rFonts w:hint="eastAsia"/>
+        </w:rPr>
+      </w:pPr>
+      <w:r>
+        <w:rPr>
+          <w:rFonts w:hint="eastAsia"/>
+        </w:rPr>
+        <w:t>六、抽卡系统</w:t>
+      </w:r>
+    </w:p>
+    <w:p>
+      <w:pPr>
+        <w:jc w:val="both"/>
+        <w:rPr>
+          <w:rFonts w:hint="eastAsia"/>
+        </w:rPr>
+      </w:pPr>
+      <w:r>
+        <w:rPr>
+          <w:rFonts w:hint="eastAsia"/>
+        </w:rPr>
+        <w:t>- 卡池模仿现实中顺序开放（一章对应一国角色池），玩家自行选择抽取</w:t>
+      </w:r>
+    </w:p>
+    <w:p>
+      <w:pPr>
+        <w:jc w:val="both"/>
+        <w:rPr>
+          <w:rFonts w:hint="eastAsia"/>
+        </w:rPr>
+      </w:pPr>
+      <w:r>
+        <w:rPr>
+          <w:rFonts w:hint="eastAsia"/>
+        </w:rPr>
+        <w:t>- 保底机制（继承式）</w:t>
+      </w:r>
+    </w:p>
+    <w:p>
+      <w:pPr>
+        <w:jc w:val="both"/>
+        <w:rPr>
+          <w:rFonts w:hint="eastAsia"/>
+        </w:rPr>
+      </w:pPr>
+      <w:r>
+        <w:rPr>
+          <w:rFonts w:hint="eastAsia"/>
+        </w:rPr>
+        <w:t>- 资源投放目标：玩家</w:t>
+      </w:r>
+      <w:r>
+        <w:rPr>
+          <w:rFonts w:hint="eastAsia"/>
+        </w:rPr>
+        <w:t>在全流程后续25%</w:t>
+      </w:r>
+      <w:r>
+        <w:rPr>
+          <w:rFonts w:hint="eastAsia"/>
+        </w:rPr>
+        <w:t>基本能体验到</w:t>
+      </w:r>
+      <w:r>
+        <w:rPr>
+          <w:rFonts w:hint="eastAsia"/>
+        </w:rPr>
+        <w:t>1-2个</w:t>
+      </w:r>
+      <w:r>
+        <w:rPr>
+          <w:rFonts w:hint="eastAsia"/>
+        </w:rPr>
+        <w:t>高命角色的爽感</w:t>
+      </w:r>
+    </w:p>
+    <w:p>
+      <w:pPr>
+        <w:jc w:val="both"/>
+        <w:rPr>
+          <w:rFonts w:hint="eastAsia"/>
+        </w:rPr>
+      </w:pPr>
     </w:p>
     <w:p>
       <w:pPr>
@@ -547,82 +740,50 @@
         <w:rPr>
           <w:rFonts w:hint="eastAsia"/>
         </w:rPr>
-        <w:t>六、抽卡系统</w:t>
-      </w:r>
-    </w:p>
-    <w:p>
-      <w:pPr>
-        <w:jc w:val="both"/>
-        <w:rPr>
-          <w:rFonts w:hint="eastAsia"/>
-        </w:rPr>
-      </w:pPr>
-      <w:r>
-        <w:rPr>
-          <w:rFonts w:hint="eastAsia"/>
-        </w:rPr>
-        <w:t>- 卡池模仿现实中顺序开放（一章对应一国角色池），玩家自行选择抽取</w:t>
-      </w:r>
-    </w:p>
-    <w:p>
-      <w:pPr>
-        <w:jc w:val="both"/>
-        <w:rPr>
-          <w:rFonts w:hint="eastAsia"/>
-        </w:rPr>
-      </w:pPr>
-      <w:r>
-        <w:rPr>
-          <w:rFonts w:hint="eastAsia"/>
-        </w:rPr>
-        <w:t>- 保底机制（继承式）</w:t>
-      </w:r>
-    </w:p>
-    <w:p>
-      <w:pPr>
-        <w:jc w:val="both"/>
-        <w:rPr>
-          <w:rFonts w:hint="eastAsia"/>
-        </w:rPr>
-      </w:pPr>
-      <w:r>
-        <w:rPr>
-          <w:rFonts w:hint="eastAsia"/>
-        </w:rPr>
-        <w:t>- 资源投放目标：玩家</w:t>
-      </w:r>
-      <w:r>
-        <w:rPr>
-          <w:rFonts w:hint="eastAsia"/>
-        </w:rPr>
-        <w:t>在全流程后续25%</w:t>
-      </w:r>
-      <w:r>
-        <w:rPr>
-          <w:rFonts w:hint="eastAsia"/>
-        </w:rPr>
-        <w:t>基本能体验到</w:t>
-      </w:r>
-      <w:r>
-        <w:rPr>
-          <w:rFonts w:hint="eastAsia"/>
-        </w:rPr>
-        <w:t>1-2个</w:t>
-      </w:r>
-      <w:r>
-        <w:rPr>
-          <w:rFonts w:hint="eastAsia"/>
-        </w:rPr>
-        <w:t>高命角色的爽感</w:t>
-      </w:r>
-    </w:p>
-    <w:p>
-      <w:pPr>
-        <w:jc w:val="both"/>
-        <w:rPr>
-          <w:rFonts w:hint="eastAsia"/>
-        </w:rPr>
-      </w:pPr>
+        <w:t>七、随机性设计</w:t>
+      </w:r>
+    </w:p>
+    <w:p>
+      <w:pPr>
+        <w:jc w:val="both"/>
+        <w:rPr>
+          <w:rFonts w:hint="eastAsia"/>
+        </w:rPr>
+      </w:pPr>
+      <w:r>
+        <w:rPr>
+          <w:rFonts w:hint="eastAsia"/>
+        </w:rPr>
+        <w:t>- 随机事件格（一部分阶段）</w:t>
+      </w:r>
+    </w:p>
+    <w:p>
+      <w:pPr>
+        <w:jc w:val="both"/>
+        <w:rPr>
+          <w:rFonts w:hint="eastAsia"/>
+        </w:rPr>
+      </w:pPr>
+      <w:r>
+        <w:rPr>
+          <w:rFonts w:hint="eastAsia"/>
+        </w:rPr>
+        <w:t>- 最大随机来源：给的武器和抽卡具体结果</w:t>
+      </w:r>
+    </w:p>
+    <w:p>
+      <w:pPr>
+        <w:jc w:val="both"/>
+        <w:rPr>
+          <w:rFonts w:hint="eastAsia"/>
+        </w:rPr>
+      </w:pPr>
+      <w:r>
+        <w:rPr>
+          <w:rFonts w:hint="eastAsia"/>
+        </w:rPr>
+        <w:t>- 能否培养出合适的队伍，就看一路的选择和运气</w:t>
+      </w:r>
     </w:p>
     <w:p>
       <w:pPr>
@@ -643,21 +804,91 @@
         <w:rPr>
           <w:rFonts w:hint="eastAsia"/>
         </w:rPr>
-        <w:t>七、随机性设计</w:t>
-      </w:r>
-    </w:p>
-    <w:p>
-      <w:pPr>
-        <w:jc w:val="both"/>
-        <w:rPr>
-          <w:rFonts w:hint="eastAsia"/>
-        </w:rPr>
-      </w:pPr>
-      <w:r>
-        <w:rPr>
-          <w:rFonts w:hint="eastAsia"/>
-        </w:rPr>
-        <w:t>- 随机事件格（一部分阶段）</w:t>
+        <w:t>八、难度设计原则</w:t>
+      </w:r>
+    </w:p>
+    <w:p>
+      <w:pPr>
+        <w:jc w:val="both"/>
+        <w:rPr>
+          <w:rFonts w:hint="eastAsia"/>
+        </w:rPr>
+      </w:pPr>
+      <w:r>
+        <w:rPr>
+          <w:rFonts w:hint="eastAsia"/>
+        </w:rPr>
+        <w:t>- 普通/精英怪：数值允许高命角色碾压（爽感来源）</w:t>
+      </w:r>
+    </w:p>
+    <w:p>
+      <w:pPr>
+        <w:jc w:val="both"/>
+        <w:rPr>
+          <w:rFonts w:hint="eastAsia"/>
+        </w:rPr>
+      </w:pPr>
+      <w:r>
+        <w:rPr>
+          <w:rFonts w:hint="eastAsia"/>
+        </w:rPr>
+        <w:t>- Boss：数值接近 + 机制兜底</w:t>
+      </w:r>
+    </w:p>
+    <w:p>
+      <w:pPr>
+        <w:jc w:val="both"/>
+        <w:rPr>
+          <w:rFonts w:hint="eastAsia"/>
+        </w:rPr>
+      </w:pPr>
+      <w:r>
+        <w:rPr>
+          <w:rFonts w:hint="eastAsia"/>
+        </w:rPr>
+        <w:t xml:space="preserve">  - 锁血（单次受击伤害上限）</w:t>
+      </w:r>
+    </w:p>
+    <w:p>
+      <w:pPr>
+        <w:jc w:val="both"/>
+        <w:rPr>
+          <w:rFonts w:hint="eastAsia"/>
+        </w:rPr>
+      </w:pPr>
+      <w:r>
+        <w:rPr>
+          <w:rFonts w:hint="eastAsia"/>
+        </w:rPr>
+        <w:t xml:space="preserve">  - 回合限制（超时判负，高命伤害转化为容错而非秒杀）</w:t>
+      </w:r>
+    </w:p>
+    <w:p>
+      <w:pPr>
+        <w:jc w:val="both"/>
+        <w:rPr>
+          <w:rFonts w:hint="eastAsia"/>
+        </w:rPr>
+      </w:pPr>
+      <w:r>
+        <w:rPr>
+          <w:rFonts w:hint="eastAsia"/>
+        </w:rPr>
+        <w:t xml:space="preserve">  - 机制怪：位移/换位、召唤（先清小怪）、护盾（先破盾）、控制</w:t>
+      </w:r>
+    </w:p>
+    <w:p>
+      <w:pPr>
+        <w:jc w:val="both"/>
+        <w:rPr>
+          <w:rFonts w:hint="eastAsia"/>
+        </w:rPr>
+      </w:pPr>
+      <w:r>
+        <w:rPr>
+          <w:rFonts w:hint="eastAsia"/>
+        </w:rPr>
+        <w:t>- AP 约束：每回合行动力天然限制输出上限</w:t>
       </w:r>
     </w:p>
     <w:p>
@@ -672,21 +903,35 @@
           <w:rFonts w:hint="eastAsia"/>
         </w:rPr>
         <w:lastRenderedPageBreak/>
-        <w:t>- 最大随机来源：给的武器和抽卡具体结果</w:t>
-      </w:r>
-    </w:p>
-    <w:p>
-      <w:pPr>
-        <w:jc w:val="both"/>
-        <w:rPr>
-          <w:rFonts w:hint="eastAsia"/>
-        </w:rPr>
-      </w:pPr>
-      <w:r>
-        <w:rPr>
-          <w:rFonts w:hint="eastAsia"/>
-        </w:rPr>
-        <w:t>- 能否培养出合适的队伍，就看一路的选择和运气</w:t>
+        <w:t>- 队伍克制：单核 6 命角色无法全通，逼玩家练队伍</w:t>
+      </w:r>
+    </w:p>
+    <w:p>
+      <w:pPr>
+        <w:jc w:val="both"/>
+        <w:rPr>
+          <w:rFonts w:hint="eastAsia"/>
+        </w:rPr>
+      </w:pPr>
+      <w:r>
+        <w:rPr>
+          <w:rFonts w:hint="eastAsia"/>
+        </w:rPr>
+        <w:t>- 难度曲线：按"玩家该章末期望战力"锚定，分前段/中段/后段/Boss 四段系数，敌人数值套公式生成（不手填）</w:t>
+      </w:r>
+    </w:p>
+    <w:p>
+      <w:pPr>
+        <w:jc w:val="both"/>
+        <w:rPr>
+          <w:rFonts w:hint="eastAsia"/>
+        </w:rPr>
+      </w:pPr>
+      <w:r>
+        <w:rPr>
+          <w:rFonts w:hint="eastAsia"/>
+        </w:rPr>
+        <w:t>- 第 1 章为教学章，数值压低，先让玩家爽起来再上强度</w:t>
       </w:r>
     </w:p>
     <w:p>
@@ -708,133 +953,165 @@
         <w:rPr>
           <w:rFonts w:hint="eastAsia"/>
         </w:rPr>
-        <w:t>八、难度设计原则</w:t>
-      </w:r>
-    </w:p>
-    <w:p>
-      <w:pPr>
-        <w:jc w:val="both"/>
-        <w:rPr>
-          <w:rFonts w:hint="eastAsia"/>
-        </w:rPr>
-      </w:pPr>
-      <w:r>
-        <w:rPr>
-          <w:rFonts w:hint="eastAsia"/>
-        </w:rPr>
-        <w:t>- 普通/精英怪：数值允许高命角色碾压（爽感来源）</w:t>
-      </w:r>
-    </w:p>
-    <w:p>
-      <w:pPr>
-        <w:jc w:val="both"/>
-        <w:rPr>
-          <w:rFonts w:hint="eastAsia"/>
-        </w:rPr>
-      </w:pPr>
-      <w:r>
-        <w:rPr>
-          <w:rFonts w:hint="eastAsia"/>
-        </w:rPr>
-        <w:t>- Boss：数值接近 + 机制兜底</w:t>
-      </w:r>
-    </w:p>
-    <w:p>
-      <w:pPr>
-        <w:jc w:val="both"/>
-        <w:rPr>
-          <w:rFonts w:hint="eastAsia"/>
-        </w:rPr>
-      </w:pPr>
-      <w:r>
-        <w:rPr>
-          <w:rFonts w:hint="eastAsia"/>
-        </w:rPr>
-        <w:t xml:space="preserve">  - 锁血（单次受击伤害上限）</w:t>
-      </w:r>
-    </w:p>
-    <w:p>
-      <w:pPr>
-        <w:jc w:val="both"/>
-        <w:rPr>
-          <w:rFonts w:hint="eastAsia"/>
-        </w:rPr>
-      </w:pPr>
-      <w:r>
-        <w:rPr>
-          <w:rFonts w:hint="eastAsia"/>
-        </w:rPr>
-        <w:t xml:space="preserve">  - 回合限制（超时判负，高命伤害转化为容错而非秒杀）</w:t>
-      </w:r>
-    </w:p>
-    <w:p>
-      <w:pPr>
-        <w:jc w:val="both"/>
-        <w:rPr>
-          <w:rFonts w:hint="eastAsia"/>
-        </w:rPr>
-      </w:pPr>
-      <w:r>
-        <w:rPr>
-          <w:rFonts w:hint="eastAsia"/>
-        </w:rPr>
-        <w:t xml:space="preserve">  - 机制怪：位移/换位、召唤（先清小怪）、护盾（先破盾）、控制</w:t>
-      </w:r>
-    </w:p>
-    <w:p>
-      <w:pPr>
-        <w:jc w:val="both"/>
-        <w:rPr>
-          <w:rFonts w:hint="eastAsia"/>
-        </w:rPr>
-      </w:pPr>
-      <w:r>
-        <w:rPr>
-          <w:rFonts w:hint="eastAsia"/>
-        </w:rPr>
-        <w:t>- AP 约束：每回合行动力天然限制输出上限</w:t>
-      </w:r>
-    </w:p>
-    <w:p>
-      <w:pPr>
-        <w:jc w:val="both"/>
-        <w:rPr>
-          <w:rFonts w:hint="eastAsia"/>
-        </w:rPr>
-      </w:pPr>
-      <w:r>
-        <w:rPr>
-          <w:rFonts w:hint="eastAsia"/>
-        </w:rPr>
-        <w:t>- 队伍克制：单核 6 命角色无法全通，逼玩家练队伍</w:t>
-      </w:r>
-    </w:p>
-    <w:p>
-      <w:pPr>
-        <w:jc w:val="both"/>
-        <w:rPr>
-          <w:rFonts w:hint="eastAsia"/>
-        </w:rPr>
-      </w:pPr>
-      <w:r>
-        <w:rPr>
-          <w:rFonts w:hint="eastAsia"/>
-        </w:rPr>
-        <w:t>- 难度曲线：按"玩家该章末期望战力"锚定，分前段/中段/后段/Boss 四段系数，敌人数值套公式生成（不手填）</w:t>
-      </w:r>
-    </w:p>
-    <w:p>
-      <w:pPr>
-        <w:jc w:val="both"/>
-        <w:rPr>
-          <w:rFonts w:hint="eastAsia"/>
-        </w:rPr>
-      </w:pPr>
-      <w:r>
-        <w:rPr>
-          <w:rFonts w:hint="eastAsia"/>
-        </w:rPr>
-        <w:t>- 第 1 章为教学章，数值压低，先让玩家爽起来再上强度</w:t>
+        <w:t>九、存档与死亡惩罚</w:t>
+      </w:r>
+    </w:p>
+    <w:p>
+      <w:pPr>
+        <w:jc w:val="both"/>
+        <w:rPr>
+          <w:rFonts w:hint="eastAsia"/>
+        </w:rPr>
+      </w:pPr>
+      <w:r>
+        <w:rPr>
+          <w:rFonts w:hint="eastAsia"/>
+        </w:rPr>
+        <w:t>- 存档点：每章完成时（固化本章获得的一切）</w:t>
+      </w:r>
+    </w:p>
+    <w:p>
+      <w:pPr>
+        <w:jc w:val="both"/>
+        <w:rPr>
+          <w:rFonts w:hint="eastAsia"/>
+        </w:rPr>
+      </w:pPr>
+      <w:r>
+        <w:rPr>
+          <w:rFonts w:hint="eastAsia"/>
+        </w:rPr>
+        <w:t>- 实时存档点：每次战斗胜利后，以及在下一个战斗开始前玩家在这期间进行任何一次行动之后（包括选择奖励，抽卡，升级等等），也就是说在进入战斗前相当于有个最新状态的临时存档。</w:t>
+      </w:r>
+    </w:p>
+    <w:p>
+      <w:pPr>
+        <w:jc w:val="both"/>
+        <w:rPr>
+          <w:rFonts w:hint="eastAsia"/>
+        </w:rPr>
+      </w:pPr>
+      <w:r>
+        <w:rPr>
+          <w:rFonts w:hint="eastAsia"/>
+        </w:rPr>
+        <w:t xml:space="preserve">- 本章中途死亡 → </w:t>
+      </w:r>
+      <w:r>
+        <w:rPr>
+          <w:rFonts w:hint="eastAsia"/>
+        </w:rPr>
+        <w:t>可选择重新开始本次战斗，或退出，此时临时存档进度为开始本次战斗前</w:t>
+      </w:r>
+    </w:p>
+    <w:p>
+      <w:pPr>
+        <w:jc w:val="both"/>
+        <w:rPr>
+          <w:rFonts w:hint="eastAsia"/>
+        </w:rPr>
+      </w:pPr>
+      <w:r>
+        <w:rPr>
+          <w:rFonts w:hint="eastAsia"/>
+        </w:rPr>
+        <w:t>- 如果</w:t>
+      </w:r>
+      <w:r>
+        <w:rPr>
+          <w:rFonts w:hint="eastAsia"/>
+        </w:rPr>
+        <w:t>确实</w:t>
+      </w:r>
+      <w:r>
+        <w:rPr>
+          <w:rFonts w:hint="eastAsia"/>
+        </w:rPr>
+        <w:t>打不过 → 选</w:t>
+      </w:r>
+      <w:r>
+        <w:rPr>
+          <w:rFonts w:hint="eastAsia"/>
+        </w:rPr>
+        <w:t>本次</w:t>
+      </w:r>
+      <w:r>
+        <w:rPr>
+          <w:rFonts w:hint="eastAsia"/>
+        </w:rPr>
+        <w:t>章节</w:t>
+      </w:r>
+      <w:r>
+        <w:rPr>
+          <w:rFonts w:hint="eastAsia"/>
+        </w:rPr>
+        <w:t>或更早</w:t>
+      </w:r>
+      <w:r>
+        <w:rPr>
+          <w:rFonts w:hint="eastAsia"/>
+        </w:rPr>
+        <w:t>的存档</w:t>
+      </w:r>
+      <w:r>
+        <w:rPr>
+          <w:rFonts w:hint="eastAsia"/>
+        </w:rPr>
+        <w:t>，重新存档</w:t>
+      </w:r>
+    </w:p>
+    <w:p>
+      <w:pPr>
+        <w:jc w:val="both"/>
+        <w:rPr>
+          <w:rFonts w:hint="eastAsia"/>
+        </w:rPr>
+      </w:pPr>
+      <w:r>
+        <w:rPr>
+          <w:rFonts w:hint="eastAsia"/>
+        </w:rPr>
+        <w:t>- 跨章：可使用任意一个上一章存档挑战下一章</w:t>
+      </w:r>
+      <w:r>
+        <w:rPr>
+          <w:rFonts w:hint="eastAsia"/>
+        </w:rPr>
+        <w:t>，每章拥有3个前一章存档位置</w:t>
+      </w:r>
+    </w:p>
+    <w:p>
+      <w:pPr>
+        <w:jc w:val="both"/>
+        <w:rPr>
+          <w:rFonts w:hint="eastAsia"/>
+        </w:rPr>
+      </w:pPr>
+      <w:r>
+        <w:rPr>
+          <w:rFonts w:hint="eastAsia"/>
+        </w:rPr>
+        <w:t>- 从一章的流程中暂时退出时，可保留当前进度，下次只能继续或者选择放弃而另选新档继续。</w:t>
+      </w:r>
+      <w:r>
+        <w:rPr>
+          <w:rFonts w:hint="eastAsia"/>
+        </w:rPr>
+        <w:t>战斗中退出仅能重新开始战斗</w:t>
+      </w:r>
+    </w:p>
+    <w:p>
+      <w:pPr>
+        <w:jc w:val="both"/>
+        <w:rPr>
+          <w:rFonts w:hint="eastAsia"/>
+        </w:rPr>
+      </w:pPr>
+      <w:r>
+        <w:rPr>
+          <w:rFonts w:hint="eastAsia"/>
+        </w:rPr>
+        <w:t>- 第一章无可用存档，只能开新游戏</w:t>
       </w:r>
     </w:p>
     <w:p>
@@ -856,172 +1133,138 @@
         <w:rPr>
           <w:rFonts w:hint="eastAsia"/>
         </w:rPr>
-        <w:t>九、存档与死亡惩罚</w:t>
-      </w:r>
-    </w:p>
-    <w:p>
-      <w:pPr>
-        <w:jc w:val="both"/>
-      </w:pPr>
-      <w:r>
-        <w:rPr>
-          <w:rFonts w:hint="eastAsia"/>
-        </w:rPr>
-        <w:t>- 存档点：每章完成时（固化本章获得的一切）</w:t>
-      </w:r>
-    </w:p>
-    <w:p>
-      <w:pPr>
-        <w:jc w:val="both"/>
-        <w:rPr>
-          <w:rFonts w:hint="eastAsia"/>
-        </w:rPr>
-      </w:pPr>
-      <w:r>
-        <w:rPr>
-          <w:rFonts w:hint="eastAsia"/>
-        </w:rPr>
-        <w:t>- 实时存档点：每次战斗胜利后，以及在下一个战斗开始前玩家在这期间进行任何一次行动之后（包括选择奖励，抽卡，升级等等），也就是说在进入战斗前相当于有个最新状态的临时存档。</w:t>
-      </w:r>
-    </w:p>
-    <w:p>
-      <w:pPr>
-        <w:jc w:val="both"/>
-        <w:rPr>
-          <w:rFonts w:hint="eastAsia"/>
-        </w:rPr>
-      </w:pPr>
-      <w:r>
-        <w:rPr>
-          <w:rFonts w:hint="eastAsia"/>
-        </w:rPr>
-        <w:t xml:space="preserve">- 本章中途死亡 → </w:t>
-      </w:r>
-      <w:r>
-        <w:rPr>
-          <w:rFonts w:hint="eastAsia"/>
-        </w:rPr>
-        <w:t>可选择重新开始本次战斗，或退出，此时临时存档进度为开始本次战斗前</w:t>
-      </w:r>
-    </w:p>
-    <w:p>
-      <w:pPr>
-        <w:jc w:val="both"/>
-        <w:rPr>
-          <w:rFonts w:hint="eastAsia"/>
-        </w:rPr>
-      </w:pPr>
-      <w:r>
-        <w:rPr>
-          <w:rFonts w:hint="eastAsia"/>
-        </w:rPr>
-        <w:t>- 如果</w:t>
-      </w:r>
-      <w:r>
-        <w:rPr>
-          <w:rFonts w:hint="eastAsia"/>
-        </w:rPr>
-        <w:t>确实</w:t>
-      </w:r>
-      <w:r>
-        <w:rPr>
-          <w:rFonts w:hint="eastAsia"/>
-        </w:rPr>
-        <w:t>打不过 → 选</w:t>
-      </w:r>
-      <w:r>
-        <w:rPr>
-          <w:rFonts w:hint="eastAsia"/>
-        </w:rPr>
-        <w:t>本次</w:t>
-      </w:r>
-      <w:r>
-        <w:rPr>
-          <w:rFonts w:hint="eastAsia"/>
-        </w:rPr>
-        <w:t>章节</w:t>
-      </w:r>
-      <w:r>
-        <w:rPr>
-          <w:rFonts w:hint="eastAsia"/>
-        </w:rPr>
-        <w:t>或更早</w:t>
-      </w:r>
-      <w:r>
-        <w:rPr>
-          <w:rFonts w:hint="eastAsia"/>
-        </w:rPr>
-        <w:t>的存档</w:t>
-      </w:r>
-      <w:r>
-        <w:rPr>
-          <w:rFonts w:hint="eastAsia"/>
-        </w:rPr>
-        <w:t>，重新存档</w:t>
-      </w:r>
-    </w:p>
-    <w:p>
-      <w:pPr>
-        <w:jc w:val="both"/>
-        <w:rPr>
-          <w:rFonts w:hint="eastAsia"/>
-        </w:rPr>
-      </w:pPr>
-      <w:r>
-        <w:rPr>
-          <w:rFonts w:hint="eastAsia"/>
-        </w:rPr>
-        <w:t>- 跨章：可使用任意一个上一章存档挑战下一章</w:t>
-      </w:r>
-      <w:r>
-        <w:rPr>
-          <w:rFonts w:hint="eastAsia"/>
-        </w:rPr>
-        <w:t>，每章拥有3个前一章存档位置</w:t>
-      </w:r>
-    </w:p>
-    <w:p>
-      <w:pPr>
-        <w:jc w:val="both"/>
-      </w:pPr>
-      <w:r>
-        <w:rPr>
-          <w:rFonts w:hint="eastAsia"/>
-        </w:rPr>
-        <w:t>- 从一章的流程中暂时退出时，可保留当前进度，下次只能继续或者选择放弃而另选新档继续。</w:t>
-      </w:r>
-      <w:r>
-        <w:rPr>
-          <w:rFonts w:hint="eastAsia"/>
-        </w:rPr>
-        <w:t>战斗中退出仅能重新开始战斗</w:t>
-      </w:r>
-    </w:p>
-    <w:p>
-      <w:pPr>
-        <w:jc w:val="both"/>
-        <w:rPr>
-          <w:rFonts w:hint="eastAsia"/>
-        </w:rPr>
-      </w:pPr>
-      <w:r>
-        <w:rPr>
-          <w:rFonts w:hint="eastAsia"/>
-        </w:rPr>
-        <w:t>- 第一章无可用存档，只能开新游戏</w:t>
-      </w:r>
-    </w:p>
-    <w:p>
-      <w:pPr>
-        <w:jc w:val="both"/>
-        <w:rPr>
-          <w:rFonts w:hint="eastAsia"/>
-        </w:rPr>
-      </w:pPr>
-    </w:p>
-    <w:p>
-      <w:pPr>
-        <w:pStyle w:val="1"/>
+        <w:t>十、待开发系统清单</w:t>
+      </w:r>
+    </w:p>
+    <w:p>
+      <w:pPr>
+        <w:jc w:val="both"/>
+        <w:rPr>
+          <w:rFonts w:hint="eastAsia"/>
+        </w:rPr>
+      </w:pPr>
+      <w:r>
+        <w:rPr>
+          <w:rFonts w:hint="eastAsia"/>
+        </w:rPr>
+        <w:t>- 存档系统：多存档槽，序列化角色/背包/武器/圣遗物/章节进度</w:t>
+      </w:r>
+    </w:p>
+    <w:p>
+      <w:pPr>
+        <w:jc w:val="both"/>
+        <w:rPr>
+          <w:rFonts w:hint="eastAsia"/>
+        </w:rPr>
+      </w:pPr>
+      <w:r>
+        <w:rPr>
+          <w:rFonts w:hint="eastAsia"/>
+        </w:rPr>
+        <w:t>- 掉落池配表：按敌人/关卡类型配置掉落（经验/抽卡道具/武器/圣遗物生成道具）</w:t>
+      </w:r>
+    </w:p>
+    <w:p>
+      <w:pPr>
+        <w:jc w:val="both"/>
+        <w:rPr>
+          <w:rFonts w:hint="eastAsia"/>
+        </w:rPr>
+      </w:pPr>
+      <w:r>
+        <w:rPr>
+          <w:rFonts w:hint="eastAsia"/>
+        </w:rPr>
+        <w:t>- 章节节点图：路线分支（普通/精英/Boss/事件格）</w:t>
+      </w:r>
+    </w:p>
+    <w:p>
+      <w:pPr>
+        <w:jc w:val="both"/>
+        <w:rPr>
+          <w:rFonts w:hint="eastAsia"/>
+        </w:rPr>
+      </w:pPr>
+      <w:r>
+        <w:rPr>
+          <w:rFonts w:hint="eastAsia"/>
+        </w:rPr>
+        <w:t>- 事件格系统</w:t>
+      </w:r>
+    </w:p>
+    <w:p>
+      <w:pPr>
+        <w:jc w:val="both"/>
+        <w:rPr>
+          <w:rFonts w:hint="eastAsia"/>
+        </w:rPr>
+      </w:pPr>
+      <w:r>
+        <w:rPr>
+          <w:rFonts w:hint="eastAsia"/>
+        </w:rPr>
+        <w:t>- 武器系统：配表 + 随机生成</w:t>
+      </w:r>
+    </w:p>
+    <w:p>
+      <w:pPr>
+        <w:jc w:val="both"/>
+        <w:rPr>
+          <w:rFonts w:hint="eastAsia"/>
+        </w:rPr>
+      </w:pPr>
+      <w:r>
+        <w:rPr>
+          <w:rFonts w:hint="eastAsia"/>
+        </w:rPr>
+        <w:t>- 圣遗物系统：套装 + 词条随机生成</w:t>
+      </w:r>
+    </w:p>
+    <w:p>
+      <w:pPr>
+        <w:jc w:val="both"/>
+        <w:rPr>
+          <w:rFonts w:hint="eastAsia"/>
+        </w:rPr>
+      </w:pPr>
+      <w:r>
+        <w:rPr>
+          <w:rFonts w:hint="eastAsia"/>
+        </w:rPr>
+        <w:t>- 抽卡系统：卡池配表 + 保底逻辑 + 按章开放</w:t>
+      </w:r>
+    </w:p>
+    <w:p>
+      <w:pPr>
+        <w:jc w:val="both"/>
+        <w:rPr>
+          <w:rFonts w:hint="eastAsia"/>
+        </w:rPr>
+      </w:pPr>
+      <w:r>
+        <w:rPr>
+          <w:rFonts w:hint="eastAsia"/>
+        </w:rPr>
+        <w:t>- 关卡结算界面：奖励展示 + 武器三选一</w:t>
+      </w:r>
+    </w:p>
+    <w:p>
+      <w:pPr>
+        <w:jc w:val="both"/>
+        <w:rPr>
+          <w:rFonts w:hint="eastAsia"/>
+        </w:rPr>
+      </w:pPr>
+      <w:r>
+        <w:rPr>
+          <w:rFonts w:hint="eastAsia"/>
+        </w:rPr>
+        <w:t>- 难度配置表：章节系数/阶段系数/敌人数值公式</w:t>
+      </w:r>
+    </w:p>
+    <w:p>
+      <w:pPr>
+        <w:jc w:val="both"/>
         <w:rPr>
           <w:rFonts w:hint="eastAsia"/>
         </w:rPr>
@@ -1031,146 +1274,6 @@
           <w:rFonts w:hint="eastAsia"/>
         </w:rPr>
         <w:lastRenderedPageBreak/>
-        <w:t>十、待开发系统清单</w:t>
-      </w:r>
-    </w:p>
-    <w:p>
-      <w:pPr>
-        <w:jc w:val="both"/>
-        <w:rPr>
-          <w:rFonts w:hint="eastAsia"/>
-        </w:rPr>
-      </w:pPr>
-      <w:r>
-        <w:rPr>
-          <w:rFonts w:hint="eastAsia"/>
-        </w:rPr>
-        <w:t>- 存档系统：多存档槽，序列化角色/背包/武器/圣遗物/章节进度</w:t>
-      </w:r>
-    </w:p>
-    <w:p>
-      <w:pPr>
-        <w:jc w:val="both"/>
-        <w:rPr>
-          <w:rFonts w:hint="eastAsia"/>
-        </w:rPr>
-      </w:pPr>
-      <w:r>
-        <w:rPr>
-          <w:rFonts w:hint="eastAsia"/>
-        </w:rPr>
-        <w:t>- 掉落池配表：按敌人/关卡类型配置掉落（经验/抽卡道具/武器/圣遗物生成道具）</w:t>
-      </w:r>
-    </w:p>
-    <w:p>
-      <w:pPr>
-        <w:jc w:val="both"/>
-        <w:rPr>
-          <w:rFonts w:hint="eastAsia"/>
-        </w:rPr>
-      </w:pPr>
-      <w:r>
-        <w:rPr>
-          <w:rFonts w:hint="eastAsia"/>
-        </w:rPr>
-        <w:t>- 章节节点图：路线分支（普通/精英/Boss/事件格）</w:t>
-      </w:r>
-    </w:p>
-    <w:p>
-      <w:pPr>
-        <w:jc w:val="both"/>
-        <w:rPr>
-          <w:rFonts w:hint="eastAsia"/>
-        </w:rPr>
-      </w:pPr>
-      <w:r>
-        <w:rPr>
-          <w:rFonts w:hint="eastAsia"/>
-        </w:rPr>
-        <w:t>- 事件格系统</w:t>
-      </w:r>
-    </w:p>
-    <w:p>
-      <w:pPr>
-        <w:jc w:val="both"/>
-        <w:rPr>
-          <w:rFonts w:hint="eastAsia"/>
-        </w:rPr>
-      </w:pPr>
-      <w:r>
-        <w:rPr>
-          <w:rFonts w:hint="eastAsia"/>
-        </w:rPr>
-        <w:t>- 武器系统：配表 + 随机生成</w:t>
-      </w:r>
-    </w:p>
-    <w:p>
-      <w:pPr>
-        <w:jc w:val="both"/>
-        <w:rPr>
-          <w:rFonts w:hint="eastAsia"/>
-        </w:rPr>
-      </w:pPr>
-      <w:r>
-        <w:rPr>
-          <w:rFonts w:hint="eastAsia"/>
-        </w:rPr>
-        <w:t>- 圣遗物系统：套装 + 词条随机生成</w:t>
-      </w:r>
-    </w:p>
-    <w:p>
-      <w:pPr>
-        <w:jc w:val="both"/>
-        <w:rPr>
-          <w:rFonts w:hint="eastAsia"/>
-        </w:rPr>
-      </w:pPr>
-      <w:r>
-        <w:rPr>
-          <w:rFonts w:hint="eastAsia"/>
-        </w:rPr>
-        <w:t>- 抽卡系统：卡池配表 + 保底逻辑 + 按章开放</w:t>
-      </w:r>
-    </w:p>
-    <w:p>
-      <w:pPr>
-        <w:jc w:val="both"/>
-        <w:rPr>
-          <w:rFonts w:hint="eastAsia"/>
-        </w:rPr>
-      </w:pPr>
-      <w:r>
-        <w:rPr>
-          <w:rFonts w:hint="eastAsia"/>
-        </w:rPr>
-        <w:t>- 关卡结算界面：奖励展示 + 武器三选一</w:t>
-      </w:r>
-    </w:p>
-    <w:p>
-      <w:pPr>
-        <w:jc w:val="both"/>
-        <w:rPr>
-          <w:rFonts w:hint="eastAsia"/>
-        </w:rPr>
-      </w:pPr>
-      <w:r>
-        <w:rPr>
-          <w:rFonts w:hint="eastAsia"/>
-        </w:rPr>
-        <w:t>- 难度配置表：章节系数/阶段系数/敌人数值公式</w:t>
-      </w:r>
-    </w:p>
-    <w:p>
-      <w:pPr>
-        <w:jc w:val="both"/>
-        <w:rPr>
-          <w:rFonts w:hint="eastAsia"/>
-        </w:rPr>
-      </w:pPr>
-      <w:r>
-        <w:rPr>
-          <w:rFonts w:hint="eastAsia"/>
-        </w:rPr>
         <w:t>========================================</w:t>
       </w:r>
     </w:p>
@@ -1185,7 +1288,7 @@
 </file>
 
 <file path=word/endnotes.xml><?xml version="1.0" encoding="utf-8"?>
-<w:endnotes xmlns:wpc="http://schemas.microsoft.com/office/word/2010/wordprocessingCanvas" xmlns:cx="http://schemas.microsoft.com/office/drawing/2014/chartex" xmlns:cx1="http://schemas.microsoft.com/office/drawing/2015/9/8/chartex" xmlns:cx2="http://schemas.microsoft.com/office/drawing/2015/10/21/chartex" xmlns:cx3="http://schemas.microsoft.com/office/drawing/2016/5/9/chartex" xmlns:cx4="http://schemas.microsoft.com/office/drawing/2016/5/10/chartex" xmlns:cx5="http://schemas.microsoft.com/office/drawing/2016/5/11/chartex" xmlns:cx6="http://schemas.microsoft.com/office/drawing/2016/5/12/chartex" xmlns:cx7="http://schemas.microsoft.com/office/drawing/2016/5/13/chartex" xmlns:cx8="http://schemas.microsoft.com/office/drawing/2016/5/14/chartex" xmlns:mc="http://schemas.openxmlformats.org/markup-compatibility/2006" xmlns:aink="http://schemas.microsoft.com/office/drawing/2016/ink" xmlns:am3d="http://schemas.microsoft.com/office/drawing/2017/model3d" xmlns:o="urn:schemas-microsoft-com:office:office" xmlns:oel="http://schemas.microsoft.com/office/2019/extlst" xmlns:r="http://schemas.openxmlformats.org/officeDocument/2006/relationships" xmlns:m="http://schemas.openxmlformats.org/officeDocument/2006/math" xmlns:v="urn:schemas-microsoft-com:vml" xmlns:wp14="http://schemas.microsoft.com/office/word/2010/wordprocessingDrawing" xmlns:wp="http://schemas.openxmlformats.org/drawingml/2006/wordprocessingDrawing" xmlns:w10="urn:schemas-microsoft-com:office:word" xmlns:w="http://schemas.openxmlformats.org/wordprocessingml/2006/main" xmlns:w14="http://schemas.microsoft.com/office/word/2010/wordml" xmlns:w15="http://schemas.microsoft.com/office/word/2012/wordml" xmlns:w16cei="http://schemas.microsoft.com/office/word/2026/wordml/cei" xmlns:w16cex="http://schemas.microsoft.com/office/word/2018/wordml/cex" xmlns:w16cid="http://schemas.microsoft.com/office/word/2016/wordml/cid" xmlns:w16="http://schemas.microsoft.com/office/word/2018/wordml" xmlns:w16du="http://schemas.microsoft.com/office/word/2023/wordml/word16du" xmlns:w16sdtdh="http://schemas.microsoft.com/office/word/2020/wordml/sdtdatahash" xmlns:w16sdtfl="http://schemas.microsoft.com/office/word/2024/wordml/sdtformatlock" xmlns:w16se="http://schemas.microsoft.com/office/word/2015/wordml/symex" xmlns:wpg="http://schemas.microsoft.com/office/word/2010/wordprocessingGroup" xmlns:wpi="http://schemas.microsoft.com/office/word/2010/wordprocessingInk" xmlns:wne="http://schemas.microsoft.com/office/word/2006/wordml" xmlns:wps="http://schemas.microsoft.com/office/word/2010/wordprocessingShape" mc:Ignorable="w14 w15 w16se w16cid w16 w16cex w16sdtdh w16sdtfl w16du wp14">
+<w:endnotes xmlns:wpc="http://schemas.microsoft.com/office/word/2010/wordprocessingCanvas" xmlns:cx="http://schemas.microsoft.com/office/drawing/2014/chartex" xmlns:cx1="http://schemas.microsoft.com/office/drawing/2015/9/8/chartex" xmlns:cx2="http://schemas.microsoft.com/office/drawing/2015/10/21/chartex" xmlns:cx3="http://schemas.microsoft.com/office/drawing/2016/5/9/chartex" xmlns:cx4="http://schemas.microsoft.com/office/drawing/2016/5/10/chartex" xmlns:cx5="http://schemas.microsoft.com/office/drawing/2016/5/11/chartex" xmlns:cx6="http://schemas.microsoft.com/office/drawing/2016/5/12/chartex" xmlns:cx7="http://schemas.microsoft.com/office/drawing/2016/5/13/chartex" xmlns:cx8="http://schemas.microsoft.com/office/drawing/2016/5/14/chartex" xmlns:mc="http://schemas.openxmlformats.org/markup-compatibility/2006" xmlns:aink="http://schemas.microsoft.com/office/drawing/2016/ink" xmlns:am3d="http://schemas.microsoft.com/office/drawing/2017/model3d" xmlns:o="urn:schemas-microsoft-com:office:office" xmlns:oel="http://schemas.microsoft.com/office/2019/extlst" xmlns:r="http://schemas.openxmlformats.org/officeDocument/2006/relationships" xmlns:m="http://schemas.openxmlformats.org/officeDocument/2006/math" xmlns:v="urn:schemas-microsoft-com:vml" xmlns:wp14="http://schemas.microsoft.com/office/word/2010/wordprocessingDrawing" xmlns:wp="http://schemas.openxmlformats.org/drawingml/2006/wordprocessingDrawing" xmlns:w10="urn:schemas-microsoft-com:office:word" xmlns:w="http://schemas.openxmlformats.org/wordprocessingml/2006/main" xmlns:w14="http://schemas.microsoft.com/office/word/2010/wordml" xmlns:w15="http://schemas.microsoft.com/office/word/2012/wordml" xmlns:w16cex="http://schemas.microsoft.com/office/word/2018/wordml/cex" xmlns:w16cid="http://schemas.microsoft.com/office/word/2016/wordml/cid" xmlns:w16="http://schemas.microsoft.com/office/word/2018/wordml" xmlns:w16du="http://schemas.microsoft.com/office/word/2023/wordml/word16du" xmlns:w16sdtdh="http://schemas.microsoft.com/office/word/2020/wordml/sdtdatahash" xmlns:w16sdtfl="http://schemas.microsoft.com/office/word/2024/wordml/sdtformatlock" xmlns:w16se="http://schemas.microsoft.com/office/word/2015/wordml/symex" xmlns:wpg="http://schemas.microsoft.com/office/word/2010/wordprocessingGroup" xmlns:wpi="http://schemas.microsoft.com/office/word/2010/wordprocessingInk" xmlns:wne="http://schemas.microsoft.com/office/word/2006/wordml" xmlns:wps="http://schemas.microsoft.com/office/word/2010/wordprocessingShape" mc:Ignorable="w14 w15 w16se w16cid w16 w16cex w16sdtdh w16sdtfl w16du wp14">
   <w:endnote w:type="separator" w:id="-1">
     <w:p>
       <w:pPr>
@@ -1216,7 +1319,7 @@
 </file>
 
 <file path=word/footnotes.xml><?xml version="1.0" encoding="utf-8"?>
-<w:footnotes xmlns:wpc="http://schemas.microsoft.com/office/word/2010/wordprocessingCanvas" xmlns:cx="http://schemas.microsoft.com/office/drawing/2014/chartex" xmlns:cx1="http://schemas.microsoft.com/office/drawing/2015/9/8/chartex" xmlns:cx2="http://schemas.microsoft.com/office/drawing/2015/10/21/chartex" xmlns:cx3="http://schemas.microsoft.com/office/drawing/2016/5/9/chartex" xmlns:cx4="http://schemas.microsoft.com/office/drawing/2016/5/10/chartex" xmlns:cx5="http://schemas.microsoft.com/office/drawing/2016/5/11/chartex" xmlns:cx6="http://schemas.microsoft.com/office/drawing/2016/5/12/chartex" xmlns:cx7="http://schemas.microsoft.com/office/drawing/2016/5/13/chartex" xmlns:cx8="http://schemas.microsoft.com/office/drawing/2016/5/14/chartex" xmlns:mc="http://schemas.openxmlformats.org/markup-compatibility/2006" xmlns:aink="http://schemas.microsoft.com/office/drawing/2016/ink" xmlns:am3d="http://schemas.microsoft.com/office/drawing/2017/model3d" xmlns:o="urn:schemas-microsoft-com:office:office" xmlns:oel="http://schemas.microsoft.com/office/2019/extlst" xmlns:r="http://schemas.openxmlformats.org/officeDocument/2006/relationships" xmlns:m="http://schemas.openxmlformats.org/officeDocument/2006/math" xmlns:v="urn:schemas-microsoft-com:vml" xmlns:wp14="http://schemas.microsoft.com/office/word/2010/wordprocessingDrawing" xmlns:wp="http://schemas.openxmlformats.org/drawingml/2006/wordprocessingDrawing" xmlns:w10="urn:schemas-microsoft-com:office:word" xmlns:w="http://schemas.openxmlformats.org/wordprocessingml/2006/main" xmlns:w14="http://schemas.microsoft.com/office/word/2010/wordml" xmlns:w15="http://schemas.microsoft.com/office/word/2012/wordml" xmlns:w16cei="http://schemas.microsoft.com/office/word/2026/wordml/cei" xmlns:w16cex="http://schemas.microsoft.com/office/word/2018/wordml/cex" xmlns:w16cid="http://schemas.microsoft.com/office/word/2016/wordml/cid" xmlns:w16="http://schemas.microsoft.com/office/word/2018/wordml" xmlns:w16du="http://schemas.microsoft.com/office/word/2023/wordml/word16du" xmlns:w16sdtdh="http://schemas.microsoft.com/office/word/2020/wordml/sdtdatahash" xmlns:w16sdtfl="http://schemas.microsoft.com/office/word/2024/wordml/sdtformatlock" xmlns:w16se="http://schemas.microsoft.com/office/word/2015/wordml/symex" xmlns:wpg="http://schemas.microsoft.com/office/word/2010/wordprocessingGroup" xmlns:wpi="http://schemas.microsoft.com/office/word/2010/wordprocessingInk" xmlns:wne="http://schemas.microsoft.com/office/word/2006/wordml" xmlns:wps="http://schemas.microsoft.com/office/word/2010/wordprocessingShape" mc:Ignorable="w14 w15 w16se w16cid w16 w16cex w16sdtdh w16sdtfl w16du wp14">
+<w:footnotes xmlns:wpc="http://schemas.microsoft.com/office/word/2010/wordprocessingCanvas" xmlns:cx="http://schemas.microsoft.com/office/drawing/2014/chartex" xmlns:cx1="http://schemas.microsoft.com/office/drawing/2015/9/8/chartex" xmlns:cx2="http://schemas.microsoft.com/office/drawing/2015/10/21/chartex" xmlns:cx3="http://schemas.microsoft.com/office/drawing/2016/5/9/chartex" xmlns:cx4="http://schemas.microsoft.com/office/drawing/2016/5/10/chartex" xmlns:cx5="http://schemas.microsoft.com/office/drawing/2016/5/11/chartex" xmlns:cx6="http://schemas.microsoft.com/office/drawing/2016/5/12/chartex" xmlns:cx7="http://schemas.microsoft.com/office/drawing/2016/5/13/chartex" xmlns:cx8="http://schemas.microsoft.com/office/drawing/2016/5/14/chartex" xmlns:mc="http://schemas.openxmlformats.org/markup-compatibility/2006" xmlns:aink="http://schemas.microsoft.com/office/drawing/2016/ink" xmlns:am3d="http://schemas.microsoft.com/office/drawing/2017/model3d" xmlns:o="urn:schemas-microsoft-com:office:office" xmlns:oel="http://schemas.microsoft.com/office/2019/extlst" xmlns:r="http://schemas.openxmlformats.org/officeDocument/2006/relationships" xmlns:m="http://schemas.openxmlformats.org/officeDocument/2006/math" xmlns:v="urn:schemas-microsoft-com:vml" xmlns:wp14="http://schemas.microsoft.com/office/word/2010/wordprocessingDrawing" xmlns:wp="http://schemas.openxmlformats.org/drawingml/2006/wordprocessingDrawing" xmlns:w10="urn:schemas-microsoft-com:office:word" xmlns:w="http://schemas.openxmlformats.org/wordprocessingml/2006/main" xmlns:w14="http://schemas.microsoft.com/office/word/2010/wordml" xmlns:w15="http://schemas.microsoft.com/office/word/2012/wordml" xmlns:w16cex="http://schemas.microsoft.com/office/word/2018/wordml/cex" xmlns:w16cid="http://schemas.microsoft.com/office/word/2016/wordml/cid" xmlns:w16="http://schemas.microsoft.com/office/word/2018/wordml" xmlns:w16du="http://schemas.microsoft.com/office/word/2023/wordml/word16du" xmlns:w16sdtdh="http://schemas.microsoft.com/office/word/2020/wordml/sdtdatahash" xmlns:w16sdtfl="http://schemas.microsoft.com/office/word/2024/wordml/sdtformatlock" xmlns:w16se="http://schemas.microsoft.com/office/word/2015/wordml/symex" xmlns:wpg="http://schemas.microsoft.com/office/word/2010/wordprocessingGroup" xmlns:wpi="http://schemas.microsoft.com/office/word/2010/wordprocessingInk" xmlns:wne="http://schemas.microsoft.com/office/word/2006/wordml" xmlns:wps="http://schemas.microsoft.com/office/word/2010/wordprocessingShape" mc:Ignorable="w14 w15 w16se w16cid w16 w16cex w16sdtdh w16sdtfl w16du wp14">
   <w:footnote w:type="separator" w:id="-1">
     <w:p>
       <w:pPr>
@@ -1244,6 +1347,195 @@
     </w:p>
   </w:footnote>
 </w:footnotes>
+</file>
+
+<file path=word/numbering.xml><?xml version="1.0" encoding="utf-8"?>
+<w:numbering xmlns:wpc="http://schemas.microsoft.com/office/word/2010/wordprocessingCanvas" xmlns:cx="http://schemas.microsoft.com/office/drawing/2014/chartex" xmlns:cx1="http://schemas.microsoft.com/office/drawing/2015/9/8/chartex" xmlns:cx2="http://schemas.microsoft.com/office/drawing/2015/10/21/chartex" xmlns:cx3="http://schemas.microsoft.com/office/drawing/2016/5/9/chartex" xmlns:cx4="http://schemas.microsoft.com/office/drawing/2016/5/10/chartex" xmlns:cx5="http://schemas.microsoft.com/office/drawing/2016/5/11/chartex" xmlns:cx6="http://schemas.microsoft.com/office/drawing/2016/5/12/chartex" xmlns:cx7="http://schemas.microsoft.com/office/drawing/2016/5/13/chartex" xmlns:cx8="http://schemas.microsoft.com/office/drawing/2016/5/14/chartex" xmlns:mc="http://schemas.openxmlformats.org/markup-compatibility/2006" xmlns:aink="http://schemas.microsoft.com/office/drawing/2016/ink" xmlns:am3d="http://schemas.microsoft.com/office/drawing/2017/model3d" xmlns:o="urn:schemas-microsoft-com:office:office" xmlns:oel="http://schemas.microsoft.com/office/2019/extlst" xmlns:r="http://schemas.openxmlformats.org/officeDocument/2006/relationships" xmlns:m="http://schemas.openxmlformats.org/officeDocument/2006/math" xmlns:v="urn:schemas-microsoft-com:vml" xmlns:wp14="http://schemas.microsoft.com/office/word/2010/wordprocessingDrawing" xmlns:wp="http://schemas.openxmlformats.org/drawingml/2006/wordprocessingDrawing" xmlns:w10="urn:schemas-microsoft-com:office:word" xmlns:w="http://schemas.openxmlformats.org/wordprocessingml/2006/main" xmlns:w14="http://schemas.microsoft.com/office/word/2010/wordml" xmlns:w15="http://schemas.microsoft.com/office/word/2012/wordml" xmlns:w16cex="http://schemas.microsoft.com/office/word/2018/wordml/cex" xmlns:w16cid="http://schemas.microsoft.com/office/word/2016/wordml/cid" xmlns:w16="http://schemas.microsoft.com/office/word/2018/wordml" xmlns:w16du="http://schemas.microsoft.com/office/word/2023/wordml/word16du" xmlns:w16sdtdh="http://schemas.microsoft.com/office/word/2020/wordml/sdtdatahash" xmlns:w16sdtfl="http://schemas.microsoft.com/office/word/2024/wordml/sdtformatlock" xmlns:w16se="http://schemas.microsoft.com/office/word/2015/wordml/symex" xmlns:wpg="http://schemas.microsoft.com/office/word/2010/wordprocessingGroup" xmlns:wpi="http://schemas.microsoft.com/office/word/2010/wordprocessingInk" xmlns:wne="http://schemas.microsoft.com/office/word/2006/wordml" xmlns:wps="http://schemas.microsoft.com/office/word/2010/wordprocessingShape" mc:Ignorable="w14 w15 w16se w16cid w16 w16cex w16sdtdh w16sdtfl w16du wp14">
+  <w:abstractNum w:abstractNumId="0" w15:restartNumberingAfterBreak="0">
+    <w:nsid w:val="50150EB5"/>
+    <w:multiLevelType w:val="hybridMultilevel"/>
+    <w:tmpl w:val="08B8FACE"/>
+    <w:lvl w:ilvl="0" w:tplc="9D3A2808">
+      <w:start w:val="1"/>
+      <w:numFmt w:val="decimal"/>
+      <w:lvlText w:val="%1."/>
+      <w:lvlJc w:val="left"/>
+      <w:pPr>
+        <w:ind w:left="360" w:hanging="360"/>
+      </w:pPr>
+      <w:rPr>
+        <w:rFonts w:hint="default"/>
+      </w:rPr>
+    </w:lvl>
+    <w:lvl w:ilvl="1" w:tplc="04090019" w:tentative="1">
+      <w:start w:val="1"/>
+      <w:numFmt w:val="lowerLetter"/>
+      <w:lvlText w:val="%2)"/>
+      <w:lvlJc w:val="left"/>
+      <w:pPr>
+        <w:ind w:left="880" w:hanging="440"/>
+      </w:pPr>
+    </w:lvl>
+    <w:lvl w:ilvl="2" w:tplc="0409001B" w:tentative="1">
+      <w:start w:val="1"/>
+      <w:numFmt w:val="lowerRoman"/>
+      <w:lvlText w:val="%3."/>
+      <w:lvlJc w:val="right"/>
+      <w:pPr>
+        <w:ind w:left="1320" w:hanging="440"/>
+      </w:pPr>
+    </w:lvl>
+    <w:lvl w:ilvl="3" w:tplc="0409000F" w:tentative="1">
+      <w:start w:val="1"/>
+      <w:numFmt w:val="decimal"/>
+      <w:lvlText w:val="%4."/>
+      <w:lvlJc w:val="left"/>
+      <w:pPr>
+        <w:ind w:left="1760" w:hanging="440"/>
+      </w:pPr>
+    </w:lvl>
+    <w:lvl w:ilvl="4" w:tplc="04090019" w:tentative="1">
+      <w:start w:val="1"/>
+      <w:numFmt w:val="lowerLetter"/>
+      <w:lvlText w:val="%5)"/>
+      <w:lvlJc w:val="left"/>
+      <w:pPr>
+        <w:ind w:left="2200" w:hanging="440"/>
+      </w:pPr>
+    </w:lvl>
+    <w:lvl w:ilvl="5" w:tplc="0409001B" w:tentative="1">
+      <w:start w:val="1"/>
+      <w:numFmt w:val="lowerRoman"/>
+      <w:lvlText w:val="%6."/>
+      <w:lvlJc w:val="right"/>
+      <w:pPr>
+        <w:ind w:left="2640" w:hanging="440"/>
+      </w:pPr>
+    </w:lvl>
+    <w:lvl w:ilvl="6" w:tplc="0409000F" w:tentative="1">
+      <w:start w:val="1"/>
+      <w:numFmt w:val="decimal"/>
+      <w:lvlText w:val="%7."/>
+      <w:lvlJc w:val="left"/>
+      <w:pPr>
+        <w:ind w:left="3080" w:hanging="440"/>
+      </w:pPr>
+    </w:lvl>
+    <w:lvl w:ilvl="7" w:tplc="04090019" w:tentative="1">
+      <w:start w:val="1"/>
+      <w:numFmt w:val="lowerLetter"/>
+      <w:lvlText w:val="%8)"/>
+      <w:lvlJc w:val="left"/>
+      <w:pPr>
+        <w:ind w:left="3520" w:hanging="440"/>
+      </w:pPr>
+    </w:lvl>
+    <w:lvl w:ilvl="8" w:tplc="0409001B" w:tentative="1">
+      <w:start w:val="1"/>
+      <w:numFmt w:val="lowerRoman"/>
+      <w:lvlText w:val="%9."/>
+      <w:lvlJc w:val="right"/>
+      <w:pPr>
+        <w:ind w:left="3960" w:hanging="440"/>
+      </w:pPr>
+    </w:lvl>
+  </w:abstractNum>
+  <w:abstractNum w:abstractNumId="1" w15:restartNumberingAfterBreak="0">
+    <w:nsid w:val="68A3138E"/>
+    <w:multiLevelType w:val="hybridMultilevel"/>
+    <w:tmpl w:val="8D36ED74"/>
+    <w:lvl w:ilvl="0" w:tplc="77E85F04">
+      <w:start w:val="1"/>
+      <w:numFmt w:val="decimal"/>
+      <w:lvlText w:val="%1."/>
+      <w:lvlJc w:val="left"/>
+      <w:pPr>
+        <w:ind w:left="780" w:hanging="360"/>
+      </w:pPr>
+      <w:rPr>
+        <w:rFonts w:hint="default"/>
+      </w:rPr>
+    </w:lvl>
+    <w:lvl w:ilvl="1" w:tplc="04090019" w:tentative="1">
+      <w:start w:val="1"/>
+      <w:numFmt w:val="lowerLetter"/>
+      <w:lvlText w:val="%2)"/>
+      <w:lvlJc w:val="left"/>
+      <w:pPr>
+        <w:ind w:left="1300" w:hanging="440"/>
+      </w:pPr>
+    </w:lvl>
+    <w:lvl w:ilvl="2" w:tplc="0409001B" w:tentative="1">
+      <w:start w:val="1"/>
+      <w:numFmt w:val="lowerRoman"/>
+      <w:lvlText w:val="%3."/>
+      <w:lvlJc w:val="right"/>
+      <w:pPr>
+        <w:ind w:left="1740" w:hanging="440"/>
+      </w:pPr>
+    </w:lvl>
+    <w:lvl w:ilvl="3" w:tplc="0409000F" w:tentative="1">
+      <w:start w:val="1"/>
+      <w:numFmt w:val="decimal"/>
+      <w:lvlText w:val="%4."/>
+      <w:lvlJc w:val="left"/>
+      <w:pPr>
+        <w:ind w:left="2180" w:hanging="440"/>
+      </w:pPr>
+    </w:lvl>
+    <w:lvl w:ilvl="4" w:tplc="04090019" w:tentative="1">
+      <w:start w:val="1"/>
+      <w:numFmt w:val="lowerLetter"/>
+      <w:lvlText w:val="%5)"/>
+      <w:lvlJc w:val="left"/>
+      <w:pPr>
+        <w:ind w:left="2620" w:hanging="440"/>
+      </w:pPr>
+    </w:lvl>
+    <w:lvl w:ilvl="5" w:tplc="0409001B" w:tentative="1">
+      <w:start w:val="1"/>
+      <w:numFmt w:val="lowerRoman"/>
+      <w:lvlText w:val="%6."/>
+      <w:lvlJc w:val="right"/>
+      <w:pPr>
+        <w:ind w:left="3060" w:hanging="440"/>
+      </w:pPr>
+    </w:lvl>
+    <w:lvl w:ilvl="6" w:tplc="0409000F" w:tentative="1">
+      <w:start w:val="1"/>
+      <w:numFmt w:val="decimal"/>
+      <w:lvlText w:val="%7."/>
+      <w:lvlJc w:val="left"/>
+      <w:pPr>
+        <w:ind w:left="3500" w:hanging="440"/>
+      </w:pPr>
+    </w:lvl>
+    <w:lvl w:ilvl="7" w:tplc="04090019" w:tentative="1">
+      <w:start w:val="1"/>
+      <w:numFmt w:val="lowerLetter"/>
+      <w:lvlText w:val="%8)"/>
+      <w:lvlJc w:val="left"/>
+      <w:pPr>
+        <w:ind w:left="3940" w:hanging="440"/>
+      </w:pPr>
+    </w:lvl>
+    <w:lvl w:ilvl="8" w:tplc="0409001B" w:tentative="1">
+      <w:start w:val="1"/>
+      <w:numFmt w:val="lowerRoman"/>
+      <w:lvlText w:val="%9."/>
+      <w:lvlJc w:val="right"/>
+      <w:pPr>
+        <w:ind w:left="4380" w:hanging="440"/>
+      </w:pPr>
+    </w:lvl>
+  </w:abstractNum>
+  <w:num w:numId="1" w16cid:durableId="987174544">
+    <w:abstractNumId w:val="0"/>
+  </w:num>
+  <w:num w:numId="2" w16cid:durableId="668602386">
+    <w:abstractNumId w:val="1"/>
+  </w:num>
+</w:numbering>
 </file>
 
 <file path=word/styles.xml><?xml version="1.0" encoding="utf-8"?>
@@ -1657,7 +1949,7 @@
     <w:link w:val="10"/>
     <w:uiPriority w:val="9"/>
     <w:qFormat/>
-    <w:rsid w:val="00936C9A"/>
+    <w:rsid w:val="00003F40"/>
     <w:pPr>
       <w:spacing w:after="0" w:line="240" w:lineRule="auto"/>
       <w:outlineLvl w:val="0"/>
@@ -1666,7 +1958,7 @@
       <w:rFonts w:asciiTheme="majorHAnsi" w:hAnsiTheme="majorHAnsi" w:cstheme="majorBidi"/>
       <w:b/>
       <w:color w:val="000000" w:themeColor="text1"/>
-      <w:sz w:val="24"/>
+      <w:sz w:val="28"/>
       <w:szCs w:val="48"/>
     </w:rPr>
   </w:style>
@@ -1679,15 +1971,13 @@
     <w:uiPriority w:val="9"/>
     <w:unhideWhenUsed/>
     <w:qFormat/>
-    <w:rsid w:val="00010CD2"/>
+    <w:rsid w:val="00003F40"/>
     <w:pPr>
-      <w:keepNext/>
-      <w:keepLines/>
       <w:spacing w:before="160" w:after="80"/>
       <w:outlineLvl w:val="1"/>
     </w:pPr>
     <w:rPr>
-      <w:rFonts w:ascii="等线 Light" w:eastAsia="等线 Light" w:hAnsi="等线 Light" w:cs="Times New Roman"/>
+      <w:rFonts w:ascii="等线 Light" w:hAnsi="等线 Light" w:cs="Times New Roman"/>
       <w:b/>
       <w:color w:val="000000"/>
       <w:sz w:val="24"/>
@@ -1882,12 +2172,12 @@
     <w:basedOn w:val="a0"/>
     <w:link w:val="1"/>
     <w:uiPriority w:val="9"/>
-    <w:rsid w:val="00936C9A"/>
+    <w:rsid w:val="00003F40"/>
     <w:rPr>
       <w:rFonts w:asciiTheme="majorHAnsi" w:hAnsiTheme="majorHAnsi" w:cstheme="majorBidi"/>
       <w:b/>
       <w:color w:val="000000" w:themeColor="text1"/>
-      <w:sz w:val="24"/>
+      <w:sz w:val="28"/>
       <w:szCs w:val="48"/>
     </w:rPr>
   </w:style>
@@ -1895,9 +2185,9 @@
     <w:name w:val="标题 2 字符"/>
     <w:link w:val="2"/>
     <w:uiPriority w:val="9"/>
-    <w:rsid w:val="00010CD2"/>
-    <w:rPr>
-      <w:rFonts w:ascii="等线 Light" w:eastAsia="等线 Light" w:hAnsi="等线 Light" w:cs="Times New Roman"/>
+    <w:rsid w:val="00003F40"/>
+    <w:rPr>
+      <w:rFonts w:ascii="等线 Light" w:hAnsi="等线 Light" w:cs="Times New Roman"/>
       <w:b/>
       <w:color w:val="000000"/>
       <w:sz w:val="24"/>
